--- a/logo.docx
+++ b/logo.docx
@@ -6,19 +6,79 @@
       <w:pPr>
         <w:jc w:val="center"/>
         <w:rPr>
-          <w:rFonts w:ascii="궁서" w:eastAsia="궁서" w:hAnsi="궁서"/>
+          <w:rFonts w:ascii="문체부 궁체 정자체" w:eastAsia="문체부 궁체 정자체" w:hAnsi="궁서" w:hint="eastAsia"/>
+          <w:b/>
+          <w:bCs/>
           <w:color w:val="D86DCB" w:themeColor="accent5" w:themeTint="99"/>
-          <w:sz w:val="260"/>
-          <w:szCs w:val="280"/>
+          <w:spacing w:val="-400"/>
+          <w:sz w:val="440"/>
+          <w:szCs w:val="460"/>
         </w:rPr>
       </w:pPr>
       <w:r>
         <w:rPr>
-          <w:rFonts w:ascii="궁서" w:eastAsia="궁서" w:hAnsi="궁서" w:hint="eastAsia"/>
+          <w:rFonts w:ascii="문체부 궁체 정자체" w:eastAsia="문체부 궁체 정자체" w:hAnsi="궁서" w:hint="eastAsia"/>
+          <w:b/>
+          <w:bCs/>
           <w:color w:val="D86DCB" w:themeColor="accent5" w:themeTint="99"/>
-          <w:sz w:val="260"/>
-          <w:szCs w:val="280"/>
+          <w:spacing w:val="-400"/>
+          <w:sz w:val="440"/>
+          <w:szCs w:val="460"/>
         </w:rPr>
+        <w:t>돌</w:t>
+      </w:r>
+      <w:r>
+        <w:rPr>
+          <w:rFonts w:ascii="문체부 궁체 정자체" w:eastAsia="문체부 궁체 정자체" w:hAnsi="궁서" w:hint="eastAsia"/>
+          <w:b/>
+          <w:bCs/>
+          <w:color w:val="47D459" w:themeColor="accent3" w:themeTint="99"/>
+          <w:spacing w:val="-400"/>
+          <w:sz w:val="440"/>
+          <w:szCs w:val="460"/>
+        </w:rPr>
+        <w:t>봄</w:t>
+      </w:r>
+    </w:p>
+    <w:p>
+      <w:pPr>
+        <w:jc w:val="center"/>
+        <w:rPr>
+          <w:rFonts w:asciiTheme="minorHAnsi" w:eastAsia="문체부 궁체 정자체"/>
+          <w:b/>
+          <w:bCs/>
+          <w:color w:val="47D459" w:themeColor="accent3" w:themeTint="99"/>
+          <w:spacing w:val="-400"/>
+          <w:sz w:val="440"/>
+          <w:szCs w:val="460"/>
+          <w:lang w:val="fr-FR"/>
+        </w:rPr>
+      </w:pPr>
+    </w:p>
+    <w:p>
+      <w:pPr>
+        <w:jc w:val="center"/>
+        <w:rPr>
+          <w:rFonts w:ascii="문체부 궁체 정자체" w:eastAsia="문체부 궁체 정자체" w:hAnsi="궁서" w:hint="eastAsia"/>
+          <w:b/>
+          <w:bCs/>
+          <w:color w:val="D86DCB" w:themeColor="accent5" w:themeTint="99"/>
+          <w:spacing w:val="-400"/>
+          <w:sz w:val="440"/>
+          <w:szCs w:val="460"/>
+        </w:rPr>
+      </w:pPr>
+      <w:r>
+        <w:rPr>
+          <w:rFonts w:ascii="문체부 궁체 정자체" w:eastAsia="문체부 궁체 정자체" w:hAnsi="궁서" w:hint="eastAsia"/>
+          <w:b/>
+          <w:bCs/>
+          <w:color w:val="D86DCB" w:themeColor="accent5" w:themeTint="99"/>
+          <w:spacing w:val="-400"/>
+          <w:sz w:val="440"/>
+          <w:szCs w:val="460"/>
+        </w:rPr>
+        <w:lastRenderedPageBreak/>
         <w:t>돌</w:t>
       </w:r>
     </w:p>
@@ -26,28 +86,82 @@
       <w:pPr>
         <w:jc w:val="center"/>
         <w:rPr>
-          <w:rFonts w:ascii="궁서" w:eastAsia="궁서" w:hAnsi="궁서"/>
+          <w:rFonts w:asciiTheme="minorHAnsi" w:eastAsia="문체부 궁체 정자체"/>
+          <w:b/>
+          <w:bCs/>
           <w:color w:val="47D459" w:themeColor="accent3" w:themeTint="99"/>
-          <w:sz w:val="260"/>
-          <w:szCs w:val="280"/>
+          <w:spacing w:val="-400"/>
+          <w:sz w:val="440"/>
+          <w:szCs w:val="460"/>
+          <w:lang w:val="fr-FR"/>
+        </w:rPr>
+      </w:pPr>
+    </w:p>
+    <w:p>
+      <w:pPr>
+        <w:jc w:val="center"/>
+        <w:rPr>
+          <w:rFonts w:ascii="문체부 궁체 정자체" w:eastAsia="문체부 궁체 정자체" w:hAnsi="궁서"/>
+          <w:b/>
+          <w:bCs/>
+          <w:color w:val="D86DCB" w:themeColor="accent5" w:themeTint="99"/>
+          <w:spacing w:val="-400"/>
+          <w:sz w:val="440"/>
+          <w:szCs w:val="460"/>
         </w:rPr>
       </w:pPr>
       <w:r>
         <w:rPr>
-          <w:rFonts w:ascii="궁서" w:eastAsia="궁서" w:hAnsi="궁서" w:hint="eastAsia"/>
+          <w:rFonts w:ascii="문체부 궁체 정자체" w:eastAsia="문체부 궁체 정자체" w:hAnsi="궁서" w:hint="eastAsia"/>
+          <w:b/>
+          <w:bCs/>
+          <w:color w:val="D86DCB" w:themeColor="accent5" w:themeTint="99"/>
+          <w:spacing w:val="-400"/>
+          <w:sz w:val="440"/>
+          <w:szCs w:val="460"/>
+        </w:rPr>
+        <w:lastRenderedPageBreak/>
+        <w:t>돌</w:t>
+      </w:r>
+    </w:p>
+    <w:p>
+      <w:pPr>
+        <w:jc w:val="center"/>
+        <w:rPr>
+          <w:rFonts w:ascii="문체부 궁체 정자체" w:eastAsia="문체부 궁체 정자체" w:hAnsi="궁서" w:hint="eastAsia"/>
+          <w:b/>
+          <w:bCs/>
+          <w:color w:val="D86DCB" w:themeColor="accent5" w:themeTint="99"/>
+          <w:spacing w:val="-400"/>
+          <w:sz w:val="440"/>
+          <w:szCs w:val="460"/>
+        </w:rPr>
+      </w:pPr>
+      <w:r>
+        <w:rPr>
+          <w:rFonts w:ascii="문체부 궁체 정자체" w:eastAsia="문체부 궁체 정자체" w:hAnsi="궁서" w:hint="eastAsia"/>
+          <w:b/>
+          <w:bCs/>
           <w:color w:val="47D459" w:themeColor="accent3" w:themeTint="99"/>
-          <w:sz w:val="260"/>
-          <w:szCs w:val="280"/>
+          <w:spacing w:val="-400"/>
+          <w:sz w:val="440"/>
+          <w:szCs w:val="460"/>
         </w:rPr>
         <w:t>봄</w:t>
       </w:r>
     </w:p>
     <w:p>
       <w:pPr>
+        <w:jc w:val="center"/>
         <w:rPr>
-          <w:rFonts w:ascii="궁서" w:eastAsia="궁서" w:hAnsi="궁서" w:hint="eastAsia"/>
-          <w:sz w:val="260"/>
-          <w:szCs w:val="280"/>
+          <w:rFonts w:asciiTheme="minorHAnsi" w:eastAsia="문체부 궁체 정자체" w:hint="eastAsia"/>
+          <w:b/>
+          <w:bCs/>
+          <w:color w:val="47D459" w:themeColor="accent3" w:themeTint="99"/>
+          <w:spacing w:val="-400"/>
+          <w:sz w:val="440"/>
+          <w:szCs w:val="460"/>
+          <w:lang w:val="fr-FR"/>
         </w:rPr>
       </w:pPr>
     </w:p>
@@ -461,6 +575,7 @@
   <w:style w:type="paragraph" w:default="1" w:styleId="a">
     <w:name w:val="Normal"/>
     <w:qFormat/>
+    <w:rsid w:val="00941DF7"/>
     <w:pPr>
       <w:widowControl w:val="0"/>
       <w:wordWrap w:val="0"/>

--- a/logo.docx
+++ b/logo.docx
@@ -6,7 +6,7 @@
       <w:pPr>
         <w:jc w:val="center"/>
         <w:rPr>
-          <w:rFonts w:ascii="문체부 궁체 정자체" w:eastAsia="문체부 궁체 정자체" w:hAnsi="궁서" w:hint="eastAsia"/>
+          <w:rFonts w:ascii="문체부 궁체 정자체" w:eastAsia="문체부 궁체 정자체" w:hAnsi="궁서"/>
           <w:b/>
           <w:bCs/>
           <w:color w:val="D86DCB" w:themeColor="accent5" w:themeTint="99"/>
@@ -59,48 +59,6 @@
       <w:pPr>
         <w:jc w:val="center"/>
         <w:rPr>
-          <w:rFonts w:ascii="문체부 궁체 정자체" w:eastAsia="문체부 궁체 정자체" w:hAnsi="궁서" w:hint="eastAsia"/>
-          <w:b/>
-          <w:bCs/>
-          <w:color w:val="D86DCB" w:themeColor="accent5" w:themeTint="99"/>
-          <w:spacing w:val="-400"/>
-          <w:sz w:val="440"/>
-          <w:szCs w:val="460"/>
-        </w:rPr>
-      </w:pPr>
-      <w:r>
-        <w:rPr>
-          <w:rFonts w:ascii="문체부 궁체 정자체" w:eastAsia="문체부 궁체 정자체" w:hAnsi="궁서" w:hint="eastAsia"/>
-          <w:b/>
-          <w:bCs/>
-          <w:color w:val="D86DCB" w:themeColor="accent5" w:themeTint="99"/>
-          <w:spacing w:val="-400"/>
-          <w:sz w:val="440"/>
-          <w:szCs w:val="460"/>
-        </w:rPr>
-        <w:lastRenderedPageBreak/>
-        <w:t>돌</w:t>
-      </w:r>
-    </w:p>
-    <w:p>
-      <w:pPr>
-        <w:jc w:val="center"/>
-        <w:rPr>
-          <w:rFonts w:asciiTheme="minorHAnsi" w:eastAsia="문체부 궁체 정자체"/>
-          <w:b/>
-          <w:bCs/>
-          <w:color w:val="47D459" w:themeColor="accent3" w:themeTint="99"/>
-          <w:spacing w:val="-400"/>
-          <w:sz w:val="440"/>
-          <w:szCs w:val="460"/>
-          <w:lang w:val="fr-FR"/>
-        </w:rPr>
-      </w:pPr>
-    </w:p>
-    <w:p>
-      <w:pPr>
-        <w:jc w:val="center"/>
-        <w:rPr>
           <w:rFonts w:ascii="문체부 궁체 정자체" w:eastAsia="문체부 궁체 정자체" w:hAnsi="궁서"/>
           <w:b/>
           <w:bCs/>
@@ -128,7 +86,7 @@
       <w:pPr>
         <w:jc w:val="center"/>
         <w:rPr>
-          <w:rFonts w:ascii="문체부 궁체 정자체" w:eastAsia="문체부 궁체 정자체" w:hAnsi="궁서" w:hint="eastAsia"/>
+          <w:rFonts w:ascii="문체부 궁체 정자체" w:eastAsia="문체부 궁체 정자체" w:hAnsi="궁서"/>
           <w:b/>
           <w:bCs/>
           <w:color w:val="D86DCB" w:themeColor="accent5" w:themeTint="99"/>
@@ -154,7 +112,7 @@
       <w:pPr>
         <w:jc w:val="center"/>
         <w:rPr>
-          <w:rFonts w:asciiTheme="minorHAnsi" w:eastAsia="문체부 궁체 정자체" w:hint="eastAsia"/>
+          <w:rFonts w:asciiTheme="minorHAnsi" w:eastAsia="문체부 궁체 정자체"/>
           <w:b/>
           <w:bCs/>
           <w:color w:val="47D459" w:themeColor="accent3" w:themeTint="99"/>
